--- a/projects/ciszupy/docs/docx/CONTACT.docx
+++ b/projects/ciszupy/docs/docx/CONTACT.docx
@@ -7,7 +7,7 @@
         <w:pStyle w:val="FirstParagraph"/>
       </w:pPr>
       <w:r>
-        <w:t xml:space="preserve">CISZUBOT - DOCUMENTACIÓN OFICIAL</w:t>
+        <w:t xml:space="preserve">CISZUPY - DOCUMENTACIÓN OFICIAL</w:t>
       </w:r>
       <w:r>
         <w:t xml:space="preserve"> </w:t>
@@ -19,19 +19,19 @@
         <w:t xml:space="preserve"> </w:t>
       </w:r>
       <w:r>
-        <w:t xml:space="preserve">Versión: 2.5.5</w:t>
-      </w:r>
-      <w:r>
-        <w:t xml:space="preserve"> </w:t>
-      </w:r>
-      <w:r>
-        <w:t xml:space="preserve">Actualización: 2026-07-28</w:t>
-      </w:r>
-      <w:r>
-        <w:t xml:space="preserve"> </w:t>
-      </w:r>
-      <w:r>
-        <w:t xml:space="preserve">Identificador: CONTACT_V2.5.5_2026_07_28_ciszubot</w:t>
+        <w:t xml:space="preserve">Versión: 0.1.0</w:t>
+      </w:r>
+      <w:r>
+        <w:t xml:space="preserve"> </w:t>
+      </w:r>
+      <w:r>
+        <w:t xml:space="preserve">Actualización: 2026-09-17</w:t>
+      </w:r>
+      <w:r>
+        <w:t xml:space="preserve"> </w:t>
+      </w:r>
+      <w:r>
+        <w:t xml:space="preserve">Identificador: CONTACT_V0.1.0_2026_09_17_ciszupy</w:t>
       </w:r>
     </w:p>
     <w:p>
@@ -60,7 +60,7 @@
         <w:t xml:space="preserve"> </w:t>
       </w:r>
       <w:r>
-        <w:t xml:space="preserve">¿Necesitas ayuda con Ciszubot? Aquí tienes nuestros canales.</w:t>
+        <w:t xml:space="preserve">¿Necesitas ayuda con Ciszupy? Aquí tienes nuestros canales.</w:t>
       </w:r>
     </w:p>
     <w:p>
@@ -68,13 +68,7 @@
         <w:pStyle w:val="BodyText"/>
       </w:pPr>
       <w:r>
-        <w:t xml:space="preserve">SOPORTE DEL BOT:</w:t>
-      </w:r>
-      <w:r>
-        <w:t xml:space="preserve"> </w:t>
-      </w:r>
-      <w:r>
-        <w:t xml:space="preserve">- Comandos de ayuda: cz!help o /help (dentro de Discord)</w:t>
+        <w:t xml:space="preserve">SOPORTE:</w:t>
       </w:r>
       <w:r>
         <w:t xml:space="preserve"> </w:t>
@@ -87,6 +81,12 @@
       </w:r>
       <w:r>
         <w:t xml:space="preserve">- GitHub: github.com/Ciszu-Network (reportes de bugs)</w:t>
+      </w:r>
+      <w:r>
+        <w:t xml:space="preserve"> </w:t>
+      </w:r>
+      <w:r>
+        <w:t xml:space="preserve">- Email: ciszunetwork@gmail.com</w:t>
       </w:r>
     </w:p>
     <w:p>
@@ -94,39 +94,19 @@
         <w:pStyle w:val="BodyText"/>
       </w:pPr>
       <w:r>
-        <w:t xml:space="preserve">INVITACIÓN:</w:t>
-      </w:r>
-      <w:r>
-        <w:t xml:space="preserve"> </w:t>
-      </w:r>
-      <w:r>
-        <w:t xml:space="preserve">- Invita a Ciszubot a tu servidor con el enlace oficial</w:t>
-      </w:r>
-      <w:r>
-        <w:t xml:space="preserve"> </w:t>
-      </w:r>
-      <w:r>
-        <w:t xml:space="preserve">- Client ID: 1395532235872141312</w:t>
-      </w:r>
-      <w:r>
-        <w:t xml:space="preserve"> </w:t>
-      </w:r>
-      <w:r>
-        <w:t xml:space="preserve">- Permisos: Administrador (configurable)</w:t>
-      </w:r>
-    </w:p>
-    <w:p>
-      <w:pPr>
-        <w:pStyle w:val="BodyText"/>
-      </w:pPr>
-      <w:r>
-        <w:t xml:space="preserve">LANDING PAGE:</w:t>
-      </w:r>
-      <w:r>
-        <w:t xml:space="preserve"> </w:t>
-      </w:r>
-      <w:r>
-        <w:t xml:space="preserve">- ciszubot.vercel.app (información y showcase de comandos)</w:t>
+        <w:t xml:space="preserve">PYPI:</w:t>
+      </w:r>
+      <w:r>
+        <w:t xml:space="preserve"> </w:t>
+      </w:r>
+      <w:r>
+        <w:t xml:space="preserve">- Paquete: ciszupy</w:t>
+      </w:r>
+      <w:r>
+        <w:t xml:space="preserve"> </w:t>
+      </w:r>
+      <w:r>
+        <w:t xml:space="preserve">- Instalación: pip install ciszupy</w:t>
       </w:r>
     </w:p>
     <w:p>
@@ -147,7 +127,7 @@
         <w:t xml:space="preserve"> </w:t>
       </w:r>
       <w:r>
-        <w:t xml:space="preserve">Need help with Ciszubot? Here are our channels.</w:t>
+        <w:t xml:space="preserve">Need help with Ciszupy? Here are our channels.</w:t>
       </w:r>
     </w:p>
     <w:p>
@@ -155,13 +135,7 @@
         <w:pStyle w:val="BodyText"/>
       </w:pPr>
       <w:r>
-        <w:t xml:space="preserve">BOT SUPPORT:</w:t>
-      </w:r>
-      <w:r>
-        <w:t xml:space="preserve"> </w:t>
-      </w:r>
-      <w:r>
-        <w:t xml:space="preserve">- Help commands: cz!help or /help (inside Discord)</w:t>
+        <w:t xml:space="preserve">SUPPORT:</w:t>
       </w:r>
       <w:r>
         <w:t xml:space="preserve"> </w:t>
@@ -174,6 +148,12 @@
       </w:r>
       <w:r>
         <w:t xml:space="preserve">- GitHub: github.com/Ciszu-Network (bug reports)</w:t>
+      </w:r>
+      <w:r>
+        <w:t xml:space="preserve"> </w:t>
+      </w:r>
+      <w:r>
+        <w:t xml:space="preserve">- Email: ciszunetwork@gmail.com</w:t>
       </w:r>
     </w:p>
     <w:p>
@@ -181,39 +161,19 @@
         <w:pStyle w:val="BodyText"/>
       </w:pPr>
       <w:r>
-        <w:t xml:space="preserve">INVITATION:</w:t>
-      </w:r>
-      <w:r>
-        <w:t xml:space="preserve"> </w:t>
-      </w:r>
-      <w:r>
-        <w:t xml:space="preserve">- Invite Ciszubot to your server with the official link</w:t>
-      </w:r>
-      <w:r>
-        <w:t xml:space="preserve"> </w:t>
-      </w:r>
-      <w:r>
-        <w:t xml:space="preserve">- Client ID: 1395532235872141312</w:t>
-      </w:r>
-      <w:r>
-        <w:t xml:space="preserve"> </w:t>
-      </w:r>
-      <w:r>
-        <w:t xml:space="preserve">- Permissions: Administrator (configurable)</w:t>
-      </w:r>
-    </w:p>
-    <w:p>
-      <w:pPr>
-        <w:pStyle w:val="BodyText"/>
-      </w:pPr>
-      <w:r>
-        <w:t xml:space="preserve">LANDING PAGE:</w:t>
-      </w:r>
-      <w:r>
-        <w:t xml:space="preserve"> </w:t>
-      </w:r>
-      <w:r>
-        <w:t xml:space="preserve">- ciszubot.vercel.app (information and command showcase)</w:t>
+        <w:t xml:space="preserve">PYPI:</w:t>
+      </w:r>
+      <w:r>
+        <w:t xml:space="preserve"> </w:t>
+      </w:r>
+      <w:r>
+        <w:t xml:space="preserve">- Package: ciszupy</w:t>
+      </w:r>
+      <w:r>
+        <w:t xml:space="preserve"> </w:t>
+      </w:r>
+      <w:r>
+        <w:t xml:space="preserve">- Install: pip install ciszupy</w:t>
       </w:r>
     </w:p>
     <w:sectPr>
